--- a/Knowledge/3-Work knowledge/1-Software Engineering/2-Testing/5-My Source/1-ISTQB Foundation Level/5-Test Management/5-Test Techniques/4-Types of Collaboration-Based Approaches/1-Types of Collaboration-Based Approaches.docx
+++ b/Knowledge/3-Work knowledge/1-Software Engineering/2-Testing/5-My Source/1-ISTQB Foundation Level/5-Test Management/5-Test Techniques/4-Types of Collaboration-Based Approaches/1-Types of Collaboration-Based Approaches.docx
@@ -20,51 +20,77 @@
       </w:pPr>
       <w:r>
         <w:rPr>
+          <w:rFonts w:ascii="Arial" w:eastAsia="Arial" w:hAnsi="Arial" w:cs="Arial"/>
           <w:b/>
-          <w:shd w:val="clear" w:color="auto" w:fill="B7B7B7"/>
-        </w:rPr>
-        <w:t># Source</w:t>
-      </w:r>
-      <w:r>
-        <w:rPr>
-          <w:shd w:val="clear" w:color="auto" w:fill="B7B7B7"/>
-        </w:rPr>
-        <w:t xml:space="preserve">: </w:t>
-      </w:r>
-      <w:r>
-        <w:rPr>
+          <w:color w:val="000000"/>
+          <w:sz w:val="18"/>
+          <w:highlight w:val="lightGray"/>
+        </w:rPr>
+        <w:t># Source: AI Source: Provided by: [Data Path</w:t>
+      </w:r>
+      <w:r>
+        <w:rPr>
+          <w:rFonts w:ascii="Arial" w:eastAsia="Arial" w:hAnsi="Arial" w:cs="Arial"/>
+          <w:color w:val="000000"/>
+          <w:sz w:val="18"/>
+          <w:highlight w:val="lightGray"/>
+        </w:rPr>
+        <w:t xml:space="preserve">: Persons Table -&gt; ID Column: 1, Name_En Column: Motasem Essam] -&gt; </w:t>
+      </w:r>
+      <w:r>
+        <w:rPr>
+          <w:rFonts w:ascii="Arial" w:eastAsia="Arial" w:hAnsi="Arial" w:cs="Arial"/>
           <w:b/>
-          <w:shd w:val="clear" w:color="auto" w:fill="B7B7B7"/>
-        </w:rPr>
-        <w:t xml:space="preserve">Chatgpt </w:t>
-      </w:r>
-      <w:r>
-        <w:rPr>
+          <w:color w:val="000000"/>
+          <w:sz w:val="18"/>
+          <w:highlight w:val="lightGray"/>
+        </w:rPr>
+        <w:t>From:</w:t>
+      </w:r>
+      <w:r>
+        <w:rPr>
+          <w:rFonts w:ascii="Arial" w:eastAsia="Arial" w:hAnsi="Arial" w:cs="Arial"/>
+          <w:color w:val="000000"/>
+          <w:sz w:val="18"/>
+          <w:highlight w:val="lightGray"/>
+        </w:rPr>
+        <w:t xml:space="preserve"> [Chatgpt (GPT</w:t>
+      </w:r>
+      <w:r>
+        <w:rPr>
+          <w:rFonts w:ascii="Arial" w:eastAsia="Arial" w:hAnsi="Arial" w:cs="Cambria Math"/>
+          <w:color w:val="000000"/>
+          <w:sz w:val="18"/>
+          <w:highlight w:val="lightGray"/>
+        </w:rPr>
+        <w:t>‑</w:t>
+      </w:r>
+      <w:r>
+        <w:rPr>
+          <w:rFonts w:ascii="Arial" w:eastAsia="Arial" w:hAnsi="Arial" w:cs="Arial"/>
+          <w:color w:val="000000"/>
+          <w:sz w:val="18"/>
+          <w:highlight w:val="lightGray"/>
+        </w:rPr>
+        <w:t xml:space="preserve">5 Mini)] </w:t>
+      </w:r>
+      <w:r>
+        <w:rPr>
+          <w:rFonts w:ascii="Arial" w:eastAsia="Arial" w:hAnsi="Arial" w:cs="Arial"/>
           <w:b/>
-          <w:sz w:val="14"/>
-          <w:szCs w:val="14"/>
-          <w:shd w:val="clear" w:color="auto" w:fill="B7B7B7"/>
-        </w:rPr>
-        <w:t>(GPT</w:t>
-      </w:r>
-      <w:r>
-        <w:rPr>
-          <w:rFonts w:ascii="Cambria Math" w:hAnsi="Cambria Math" w:cs="Cambria Math"/>
-          <w:b/>
-          <w:sz w:val="14"/>
-          <w:szCs w:val="14"/>
-          <w:shd w:val="clear" w:color="auto" w:fill="B7B7B7"/>
-        </w:rPr>
-        <w:t>‑</w:t>
-      </w:r>
-      <w:r>
-        <w:rPr>
-          <w:b/>
-          <w:sz w:val="14"/>
-          <w:szCs w:val="14"/>
-          <w:shd w:val="clear" w:color="auto" w:fill="B7B7B7"/>
-        </w:rPr>
-        <w:t>5 Mini) at [8/23/2025]</w:t>
+          <w:color w:val="000000"/>
+          <w:sz w:val="18"/>
+          <w:highlight w:val="lightGray"/>
+        </w:rPr>
+        <w:t>on</w:t>
+      </w:r>
+      <w:r>
+        <w:rPr>
+          <w:rFonts w:ascii="Arial" w:eastAsia="Arial" w:hAnsi="Arial"/>
+          <w:sz w:val="18"/>
+          <w:highlight w:val="lightGray"/>
+        </w:rPr>
+        <w:t xml:space="preserve"> [8/23/2025]</w:t>
       </w:r>
     </w:p>
     <w:p>
@@ -73,6 +99,7 @@
           <w:ilvl w:val="0"/>
           <w:numId w:val="1"/>
         </w:numPr>
+        <w:spacing w:after="0" w:line="276" w:lineRule="auto"/>
       </w:pPr>
       <w:r>
         <w:rPr>
@@ -100,6 +127,7 @@
           <w:ilvl w:val="0"/>
           <w:numId w:val="1"/>
         </w:numPr>
+        <w:spacing w:after="0" w:line="276" w:lineRule="auto"/>
       </w:pPr>
       <w:r>
         <w:rPr>
@@ -127,6 +155,7 @@
           <w:ilvl w:val="0"/>
           <w:numId w:val="1"/>
         </w:numPr>
+        <w:spacing w:after="0" w:line="276" w:lineRule="auto"/>
       </w:pPr>
       <w:r>
         <w:rPr>
@@ -154,6 +183,7 @@
           <w:ilvl w:val="0"/>
           <w:numId w:val="1"/>
         </w:numPr>
+        <w:spacing w:after="0" w:line="276" w:lineRule="auto"/>
       </w:pPr>
       <w:r>
         <w:rPr>
@@ -181,6 +211,7 @@
           <w:ilvl w:val="0"/>
           <w:numId w:val="1"/>
         </w:numPr>
+        <w:spacing w:after="0" w:line="276" w:lineRule="auto"/>
       </w:pPr>
       <w:r>
         <w:rPr>
@@ -205,12 +236,13 @@
         </w:rPr>
       </w:pPr>
     </w:p>
+    <w:p/>
     <w:p/>
     <w:sectPr>
       <w:pgSz w:w="12240" w:h="15840"/>
       <w:pgMar w:top="1440" w:right="1440" w:bottom="1440" w:left="1440" w:header="720" w:footer="720" w:gutter="0"/>
-      <w:pgNumType w:start="1"/>
       <w:cols w:space="720"/>
+      <w:docGrid w:linePitch="360"/>
     </w:sectPr>
   </w:body>
 </w:document>
@@ -737,18 +769,6 @@
   <w:style w:type="paragraph" w:default="1" w:styleId="Normal">
     <w:name w:val="Normal"/>
     <w:qFormat/>
-    <w:rsid w:val="00067582"/>
-    <w:pPr>
-      <w:spacing w:after="0" w:line="276" w:lineRule="auto"/>
-    </w:pPr>
-    <w:rPr>
-      <w:rFonts w:ascii="Arial" w:eastAsia="Arial" w:hAnsi="Arial" w:cs="Arial"/>
-      <w:kern w:val="0"/>
-      <w:sz w:val="22"/>
-      <w:szCs w:val="22"/>
-      <w:lang w:val="en"/>
-      <w14:ligatures w14:val="none"/>
-    </w:rPr>
   </w:style>
   <w:style w:type="paragraph" w:styleId="Heading1">
     <w:name w:val="heading 1"/>
@@ -757,7 +777,7 @@
     <w:link w:val="Heading1Char"/>
     <w:uiPriority w:val="9"/>
     <w:qFormat/>
-    <w:rsid w:val="00381743"/>
+    <w:rsid w:val="00F775EC"/>
     <w:pPr>
       <w:keepNext/>
       <w:keepLines/>
@@ -780,7 +800,7 @@
     <w:semiHidden/>
     <w:unhideWhenUsed/>
     <w:qFormat/>
-    <w:rsid w:val="00381743"/>
+    <w:rsid w:val="00F775EC"/>
     <w:pPr>
       <w:keepNext/>
       <w:keepLines/>
@@ -803,7 +823,7 @@
     <w:semiHidden/>
     <w:unhideWhenUsed/>
     <w:qFormat/>
-    <w:rsid w:val="00381743"/>
+    <w:rsid w:val="00F775EC"/>
     <w:pPr>
       <w:keepNext/>
       <w:keepLines/>
@@ -826,7 +846,7 @@
     <w:semiHidden/>
     <w:unhideWhenUsed/>
     <w:qFormat/>
-    <w:rsid w:val="00381743"/>
+    <w:rsid w:val="00F775EC"/>
     <w:pPr>
       <w:keepNext/>
       <w:keepLines/>
@@ -849,7 +869,7 @@
     <w:semiHidden/>
     <w:unhideWhenUsed/>
     <w:qFormat/>
-    <w:rsid w:val="00381743"/>
+    <w:rsid w:val="00F775EC"/>
     <w:pPr>
       <w:keepNext/>
       <w:keepLines/>
@@ -870,11 +890,11 @@
     <w:semiHidden/>
     <w:unhideWhenUsed/>
     <w:qFormat/>
-    <w:rsid w:val="00381743"/>
+    <w:rsid w:val="00F775EC"/>
     <w:pPr>
       <w:keepNext/>
       <w:keepLines/>
-      <w:spacing w:before="40"/>
+      <w:spacing w:before="40" w:after="0"/>
       <w:outlineLvl w:val="5"/>
     </w:pPr>
     <w:rPr>
@@ -893,11 +913,11 @@
     <w:semiHidden/>
     <w:unhideWhenUsed/>
     <w:qFormat/>
-    <w:rsid w:val="00381743"/>
+    <w:rsid w:val="00F775EC"/>
     <w:pPr>
       <w:keepNext/>
       <w:keepLines/>
-      <w:spacing w:before="40"/>
+      <w:spacing w:before="40" w:after="0"/>
       <w:outlineLvl w:val="6"/>
     </w:pPr>
     <w:rPr>
@@ -914,10 +934,11 @@
     <w:semiHidden/>
     <w:unhideWhenUsed/>
     <w:qFormat/>
-    <w:rsid w:val="00381743"/>
+    <w:rsid w:val="00F775EC"/>
     <w:pPr>
       <w:keepNext/>
       <w:keepLines/>
+      <w:spacing w:after="0"/>
       <w:outlineLvl w:val="7"/>
     </w:pPr>
     <w:rPr>
@@ -936,10 +957,11 @@
     <w:semiHidden/>
     <w:unhideWhenUsed/>
     <w:qFormat/>
-    <w:rsid w:val="00381743"/>
+    <w:rsid w:val="00F775EC"/>
     <w:pPr>
       <w:keepNext/>
       <w:keepLines/>
+      <w:spacing w:after="0"/>
       <w:outlineLvl w:val="8"/>
     </w:pPr>
     <w:rPr>
@@ -979,7 +1001,7 @@
     <w:basedOn w:val="DefaultParagraphFont"/>
     <w:link w:val="Heading1"/>
     <w:uiPriority w:val="9"/>
-    <w:rsid w:val="00381743"/>
+    <w:rsid w:val="00F775EC"/>
     <w:rPr>
       <w:rFonts w:asciiTheme="majorHAnsi" w:eastAsiaTheme="majorEastAsia" w:hAnsiTheme="majorHAnsi" w:cstheme="majorBidi"/>
       <w:color w:val="2F5496" w:themeColor="accent1" w:themeShade="BF"/>
@@ -993,7 +1015,7 @@
     <w:link w:val="Heading2"/>
     <w:uiPriority w:val="9"/>
     <w:semiHidden/>
-    <w:rsid w:val="00381743"/>
+    <w:rsid w:val="00F775EC"/>
     <w:rPr>
       <w:rFonts w:asciiTheme="majorHAnsi" w:eastAsiaTheme="majorEastAsia" w:hAnsiTheme="majorHAnsi" w:cstheme="majorBidi"/>
       <w:color w:val="2F5496" w:themeColor="accent1" w:themeShade="BF"/>
@@ -1007,7 +1029,7 @@
     <w:link w:val="Heading3"/>
     <w:uiPriority w:val="9"/>
     <w:semiHidden/>
-    <w:rsid w:val="00381743"/>
+    <w:rsid w:val="00F775EC"/>
     <w:rPr>
       <w:rFonts w:eastAsiaTheme="majorEastAsia" w:cstheme="majorBidi"/>
       <w:color w:val="2F5496" w:themeColor="accent1" w:themeShade="BF"/>
@@ -1021,7 +1043,7 @@
     <w:link w:val="Heading4"/>
     <w:uiPriority w:val="9"/>
     <w:semiHidden/>
-    <w:rsid w:val="00381743"/>
+    <w:rsid w:val="00F775EC"/>
     <w:rPr>
       <w:rFonts w:eastAsiaTheme="majorEastAsia" w:cstheme="majorBidi"/>
       <w:i/>
@@ -1035,7 +1057,7 @@
     <w:link w:val="Heading5"/>
     <w:uiPriority w:val="9"/>
     <w:semiHidden/>
-    <w:rsid w:val="00381743"/>
+    <w:rsid w:val="00F775EC"/>
     <w:rPr>
       <w:rFonts w:eastAsiaTheme="majorEastAsia" w:cstheme="majorBidi"/>
       <w:color w:val="2F5496" w:themeColor="accent1" w:themeShade="BF"/>
@@ -1047,7 +1069,7 @@
     <w:link w:val="Heading6"/>
     <w:uiPriority w:val="9"/>
     <w:semiHidden/>
-    <w:rsid w:val="00381743"/>
+    <w:rsid w:val="00F775EC"/>
     <w:rPr>
       <w:rFonts w:eastAsiaTheme="majorEastAsia" w:cstheme="majorBidi"/>
       <w:i/>
@@ -1061,7 +1083,7 @@
     <w:link w:val="Heading7"/>
     <w:uiPriority w:val="9"/>
     <w:semiHidden/>
-    <w:rsid w:val="00381743"/>
+    <w:rsid w:val="00F775EC"/>
     <w:rPr>
       <w:rFonts w:eastAsiaTheme="majorEastAsia" w:cstheme="majorBidi"/>
       <w:color w:val="595959" w:themeColor="text1" w:themeTint="A6"/>
@@ -1073,7 +1095,7 @@
     <w:link w:val="Heading8"/>
     <w:uiPriority w:val="9"/>
     <w:semiHidden/>
-    <w:rsid w:val="00381743"/>
+    <w:rsid w:val="00F775EC"/>
     <w:rPr>
       <w:rFonts w:eastAsiaTheme="majorEastAsia" w:cstheme="majorBidi"/>
       <w:i/>
@@ -1087,7 +1109,7 @@
     <w:link w:val="Heading9"/>
     <w:uiPriority w:val="9"/>
     <w:semiHidden/>
-    <w:rsid w:val="00381743"/>
+    <w:rsid w:val="00F775EC"/>
     <w:rPr>
       <w:rFonts w:eastAsiaTheme="majorEastAsia" w:cstheme="majorBidi"/>
       <w:color w:val="272727" w:themeColor="text1" w:themeTint="D8"/>
@@ -1100,7 +1122,7 @@
     <w:link w:val="TitleChar"/>
     <w:uiPriority w:val="10"/>
     <w:qFormat/>
-    <w:rsid w:val="00381743"/>
+    <w:rsid w:val="00F775EC"/>
     <w:pPr>
       <w:spacing w:after="80" w:line="240" w:lineRule="auto"/>
       <w:contextualSpacing/>
@@ -1118,7 +1140,7 @@
     <w:basedOn w:val="DefaultParagraphFont"/>
     <w:link w:val="Title"/>
     <w:uiPriority w:val="10"/>
-    <w:rsid w:val="00381743"/>
+    <w:rsid w:val="00F775EC"/>
     <w:rPr>
       <w:rFonts w:asciiTheme="majorHAnsi" w:eastAsiaTheme="majorEastAsia" w:hAnsiTheme="majorHAnsi" w:cstheme="majorBidi"/>
       <w:spacing w:val="-10"/>
@@ -1134,7 +1156,7 @@
     <w:link w:val="SubtitleChar"/>
     <w:uiPriority w:val="11"/>
     <w:qFormat/>
-    <w:rsid w:val="00381743"/>
+    <w:rsid w:val="00F775EC"/>
     <w:pPr>
       <w:numPr>
         <w:ilvl w:val="1"/>
@@ -1153,7 +1175,7 @@
     <w:basedOn w:val="DefaultParagraphFont"/>
     <w:link w:val="Subtitle"/>
     <w:uiPriority w:val="11"/>
-    <w:rsid w:val="00381743"/>
+    <w:rsid w:val="00F775EC"/>
     <w:rPr>
       <w:rFonts w:eastAsiaTheme="majorEastAsia" w:cstheme="majorBidi"/>
       <w:color w:val="595959" w:themeColor="text1" w:themeTint="A6"/>
@@ -1169,7 +1191,7 @@
     <w:link w:val="QuoteChar"/>
     <w:uiPriority w:val="29"/>
     <w:qFormat/>
-    <w:rsid w:val="00381743"/>
+    <w:rsid w:val="00F775EC"/>
     <w:pPr>
       <w:spacing w:before="160"/>
       <w:jc w:val="center"/>
@@ -1185,7 +1207,7 @@
     <w:basedOn w:val="DefaultParagraphFont"/>
     <w:link w:val="Quote"/>
     <w:uiPriority w:val="29"/>
-    <w:rsid w:val="00381743"/>
+    <w:rsid w:val="00F775EC"/>
     <w:rPr>
       <w:i/>
       <w:iCs/>
@@ -1197,7 +1219,7 @@
     <w:basedOn w:val="Normal"/>
     <w:uiPriority w:val="34"/>
     <w:qFormat/>
-    <w:rsid w:val="00381743"/>
+    <w:rsid w:val="00F775EC"/>
     <w:pPr>
       <w:ind w:left="720"/>
       <w:contextualSpacing/>
@@ -1208,7 +1230,7 @@
     <w:basedOn w:val="DefaultParagraphFont"/>
     <w:uiPriority w:val="21"/>
     <w:qFormat/>
-    <w:rsid w:val="00381743"/>
+    <w:rsid w:val="00F775EC"/>
     <w:rPr>
       <w:i/>
       <w:iCs/>
@@ -1222,7 +1244,7 @@
     <w:link w:val="IntenseQuoteChar"/>
     <w:uiPriority w:val="30"/>
     <w:qFormat/>
-    <w:rsid w:val="00381743"/>
+    <w:rsid w:val="00F775EC"/>
     <w:pPr>
       <w:pBdr>
         <w:top w:val="single" w:sz="4" w:space="10" w:color="2F5496" w:themeColor="accent1" w:themeShade="BF"/>
@@ -1243,7 +1265,7 @@
     <w:basedOn w:val="DefaultParagraphFont"/>
     <w:link w:val="IntenseQuote"/>
     <w:uiPriority w:val="30"/>
-    <w:rsid w:val="00381743"/>
+    <w:rsid w:val="00F775EC"/>
     <w:rPr>
       <w:i/>
       <w:iCs/>
@@ -1255,7 +1277,7 @@
     <w:basedOn w:val="DefaultParagraphFont"/>
     <w:uiPriority w:val="32"/>
     <w:qFormat/>
-    <w:rsid w:val="00381743"/>
+    <w:rsid w:val="00F775EC"/>
     <w:rPr>
       <w:b/>
       <w:bCs/>
